--- a/backend/templates/Direct/xx.xx TREADWELL BUDGET PRICING.docx
+++ b/backend/templates/Direct/xx.xx TREADWELL BUDGET PRICING.docx
@@ -490,43 +490,43 @@
                                 <w:sz w:val="18"/>
                                 <w:szCs w:val="18"/>
                               </w:rPr>
-                              <w:t>1</w:t>
-                            </w:r>
-                            <w:r>
-                              <w:rPr>
-                                <w:rFonts w:ascii="Zetta Serif Book" w:hAnsi="Zetta Serif Book"/>
-                                <w:color w:val="404040" w:themeColor="text1" w:themeTint="BF"/>
-                                <w:sz w:val="18"/>
-                                <w:szCs w:val="18"/>
-                              </w:rPr>
-                              <w:t>/1</w:t>
-                            </w:r>
-                            <w:r>
-                              <w:rPr>
-                                <w:rFonts w:ascii="Zetta Serif Book" w:hAnsi="Zetta Serif Book"/>
-                                <w:color w:val="404040" w:themeColor="text1" w:themeTint="BF"/>
-                                <w:sz w:val="18"/>
-                                <w:szCs w:val="18"/>
-                              </w:rPr>
-                              <w:t>/</w:t>
-                            </w:r>
-                            <w:r>
-                              <w:rPr>
-                                <w:rFonts w:ascii="Zetta Serif Book" w:hAnsi="Zetta Serif Book"/>
-                                <w:color w:val="404040" w:themeColor="text1" w:themeTint="BF"/>
-                                <w:sz w:val="18"/>
-                                <w:szCs w:val="18"/>
-                              </w:rPr>
-                              <w:t>2</w:t>
-                            </w:r>
-                            <w:r>
-                              <w:rPr>
-                                <w:rFonts w:ascii="Zetta Serif Book" w:hAnsi="Zetta Serif Book"/>
-                                <w:color w:val="404040" w:themeColor="text1" w:themeTint="BF"/>
-                                <w:sz w:val="18"/>
-                                <w:szCs w:val="18"/>
-                              </w:rPr>
-                              <w:t>6</w:t>
+                              <w:t xml:space="preserve">{{bid_date_formatted}}</w:t>
+                            </w:r>
+                            <w:r>
+                              <w:rPr>
+                                <w:rFonts w:ascii="Zetta Serif Book" w:hAnsi="Zetta Serif Book"/>
+                                <w:color w:val="404040" w:themeColor="text1" w:themeTint="BF"/>
+                                <w:sz w:val="18"/>
+                                <w:szCs w:val="18"/>
+                              </w:rPr>
+                              <w:t/>
+                            </w:r>
+                            <w:r>
+                              <w:rPr>
+                                <w:rFonts w:ascii="Zetta Serif Book" w:hAnsi="Zetta Serif Book"/>
+                                <w:color w:val="404040" w:themeColor="text1" w:themeTint="BF"/>
+                                <w:sz w:val="18"/>
+                                <w:szCs w:val="18"/>
+                              </w:rPr>
+                              <w:t/>
+                            </w:r>
+                            <w:r>
+                              <w:rPr>
+                                <w:rFonts w:ascii="Zetta Serif Book" w:hAnsi="Zetta Serif Book"/>
+                                <w:color w:val="404040" w:themeColor="text1" w:themeTint="BF"/>
+                                <w:sz w:val="18"/>
+                                <w:szCs w:val="18"/>
+                              </w:rPr>
+                              <w:t/>
+                            </w:r>
+                            <w:r>
+                              <w:rPr>
+                                <w:rFonts w:ascii="Zetta Serif Book" w:hAnsi="Zetta Serif Book"/>
+                                <w:color w:val="404040" w:themeColor="text1" w:themeTint="BF"/>
+                                <w:sz w:val="18"/>
+                                <w:szCs w:val="18"/>
+                              </w:rPr>
+                              <w:t/>
                             </w:r>
                           </w:p>
                           <w:p>
@@ -583,43 +583,43 @@
                           <w:sz w:val="18"/>
                           <w:szCs w:val="18"/>
                         </w:rPr>
-                        <w:t>1</w:t>
-                      </w:r>
-                      <w:r>
-                        <w:rPr>
-                          <w:rFonts w:ascii="Zetta Serif Book" w:hAnsi="Zetta Serif Book"/>
-                          <w:color w:val="404040" w:themeColor="text1" w:themeTint="BF"/>
-                          <w:sz w:val="18"/>
-                          <w:szCs w:val="18"/>
-                        </w:rPr>
-                        <w:t>/1</w:t>
-                      </w:r>
-                      <w:r>
-                        <w:rPr>
-                          <w:rFonts w:ascii="Zetta Serif Book" w:hAnsi="Zetta Serif Book"/>
-                          <w:color w:val="404040" w:themeColor="text1" w:themeTint="BF"/>
-                          <w:sz w:val="18"/>
-                          <w:szCs w:val="18"/>
-                        </w:rPr>
-                        <w:t>/</w:t>
-                      </w:r>
-                      <w:r>
-                        <w:rPr>
-                          <w:rFonts w:ascii="Zetta Serif Book" w:hAnsi="Zetta Serif Book"/>
-                          <w:color w:val="404040" w:themeColor="text1" w:themeTint="BF"/>
-                          <w:sz w:val="18"/>
-                          <w:szCs w:val="18"/>
-                        </w:rPr>
-                        <w:t>2</w:t>
-                      </w:r>
-                      <w:r>
-                        <w:rPr>
-                          <w:rFonts w:ascii="Zetta Serif Book" w:hAnsi="Zetta Serif Book"/>
-                          <w:color w:val="404040" w:themeColor="text1" w:themeTint="BF"/>
-                          <w:sz w:val="18"/>
-                          <w:szCs w:val="18"/>
-                        </w:rPr>
-                        <w:t>6</w:t>
+                        <w:t xml:space="preserve">{{bid_date_formatted}}</w:t>
+                      </w:r>
+                      <w:r>
+                        <w:rPr>
+                          <w:rFonts w:ascii="Zetta Serif Book" w:hAnsi="Zetta Serif Book"/>
+                          <w:color w:val="404040" w:themeColor="text1" w:themeTint="BF"/>
+                          <w:sz w:val="18"/>
+                          <w:szCs w:val="18"/>
+                        </w:rPr>
+                        <w:t/>
+                      </w:r>
+                      <w:r>
+                        <w:rPr>
+                          <w:rFonts w:ascii="Zetta Serif Book" w:hAnsi="Zetta Serif Book"/>
+                          <w:color w:val="404040" w:themeColor="text1" w:themeTint="BF"/>
+                          <w:sz w:val="18"/>
+                          <w:szCs w:val="18"/>
+                        </w:rPr>
+                        <w:t/>
+                      </w:r>
+                      <w:r>
+                        <w:rPr>
+                          <w:rFonts w:ascii="Zetta Serif Book" w:hAnsi="Zetta Serif Book"/>
+                          <w:color w:val="404040" w:themeColor="text1" w:themeTint="BF"/>
+                          <w:sz w:val="18"/>
+                          <w:szCs w:val="18"/>
+                        </w:rPr>
+                        <w:t/>
+                      </w:r>
+                      <w:r>
+                        <w:rPr>
+                          <w:rFonts w:ascii="Zetta Serif Book" w:hAnsi="Zetta Serif Book"/>
+                          <w:color w:val="404040" w:themeColor="text1" w:themeTint="BF"/>
+                          <w:sz w:val="18"/>
+                          <w:szCs w:val="18"/>
+                        </w:rPr>
+                        <w:t/>
                       </w:r>
                     </w:p>
                     <w:p>
